--- a/Decoupe/08_Conclusion_et_conseils.docx
+++ b/Decoupe/08_Conclusion_et_conseils.docx
@@ -1,6 +1,6 @@
 
 <file path=word/document.xml><?xml version="1.0" encoding="utf-8"?>
-<w:document xmlns:wpc="http://schemas.microsoft.com/office/word/2010/wordprocessingCanvas" xmlns:cx="http://schemas.microsoft.com/office/drawing/2014/chartex" xmlns:mc="http://schemas.openxmlformats.org/markup-compatibility/2006" xmlns:o="urn:schemas-microsoft-com:office:office" xmlns:r="http://schemas.openxmlformats.org/officeDocument/2006/relationships" xmlns:m="http://schemas.openxmlformats.org/officeDocument/2006/math" xmlns:v="urn:schemas-microsoft-com:vml" xmlns:wp14="http://schemas.microsoft.com/office/word/2010/wordprocessingDrawing" xmlns:wp="http://schemas.openxmlformats.org/drawingml/2006/wordprocessingDrawing" xmlns:w10="urn:schemas-microsoft-com:office:word" xmlns:w="http://schemas.openxmlformats.org/wordprocessingml/2006/main" xmlns:w14="http://schemas.microsoft.com/office/word/2010/wordml" xmlns:w15="http://schemas.microsoft.com/office/word/2012/wordml" xmlns:wpg="http://schemas.microsoft.com/office/word/2010/wordprocessingGroup" xmlns:wpi="http://schemas.microsoft.com/office/word/2010/wordprocessingInk" xmlns:wne="http://schemas.microsoft.com/office/word/2006/wordml" xmlns:wps="http://schemas.microsoft.com/office/word/2010/wordprocessingShape" mc:Ignorable="w14 w15 wp14">
+<w:document xmlns:ns1="http://schemas.openxmlformats.org/markup-compatibility/2006" xmlns:w="http://schemas.openxmlformats.org/wordprocessingml/2006/main" ns1:Ignorable="w14 w15 wp14">
   <w:body>
     <w:p>
       <w:pPr>
@@ -38,7 +38,7 @@
         <w:jc w:val="both"/>
       </w:pPr>
       <w:r>
-        <w:t>Chloé revient au jardin, la boîte ouverte sur la table en rotin. Tous les convives sont rassemblés. Elle a la double preuve : l’acte de naissance + la lettre du 5 juin.</w:t>
+        <w:t xml:space="preserve">Chloé revient au jardin, la boîte ouverte sur la table en rotin. Tous les convives sont rassemblés. Elle a les preuves : l’acte de naissance + la lettre du 5 juin, et la note scellée révélant la naissance Beauchamp de Maëlys.</w:t>
       </w:r>
     </w:p>
     <w:p>
@@ -233,7 +233,25 @@
         <w:jc w:val="both"/>
       </w:pPr>
       <w:r>
-        <w:t>Nicolas et Romanette peuvent annoncer leurs fiançailles, ou décider d’attendre.</w:t>
+        <w:t xml:space="preserve">Lisa et Baptiste, réconciliés (l’affaire Alicia étant ancienne), se rapprochent de nouveau ; Lisa peut offrir un dernier air, pour Léa qu’elle a tant aimée et haïe.</w:t>
+      </w:r>
+    </w:p>
+    <w:p>
+      <w:pPr>
+        <w:spacing w:before="60" w:after="60" w:line="300" w:lineRule="auto"/>
+        <w:jc w:val="both"/>
+      </w:pPr>
+      <w:r>
+        <w:t xml:space="preserve">Maëlys, bouleversée, découvre sa véritable naissance. Le Duc Théodorette — double-victime de l’imposture (trahi par son épouse, et dépossédé d’une parente par le même mensonge) — peut s’engager solennellement à reconnaître la jeune héritière et à lui rendre le nom des Beauchamp.</w:t>
+      </w:r>
+    </w:p>
+    <w:p>
+      <w:pPr>
+        <w:spacing w:before="60" w:after="60" w:line="300" w:lineRule="auto"/>
+        <w:jc w:val="both"/>
+      </w:pPr>
+      <w:r>
+        <w:t xml:space="preserve">Emilien, démasqué pour la fraude de 1910, relève d’une justice à part (escroquerie, non meurtre). Il n’est pas à table — ou s’y tient dans la honte, sous le regard de tous.</w:t>
       </w:r>
     </w:p>
     <w:p>
@@ -483,7 +501,7 @@
         <w:rPr>
           <w:sz w:val="22"/>
         </w:rPr>
-        <w:t xml:space="preserve">Mécaniquement, le coffret (acte de naissance + lettre) suffit à confondre Amandinette. Mais pour que la révélation FRAPPE, Chloé doit d’abord avoir bâti le doute : alibi creux d’Amandinette (salle de bain vide, confirmée par Boulet et Clochette), faux pas au toast (Théodorette), traversées du jardin (Tatoine 17h15, Clochette 17h32). Soufflez ces fils AVANT l’ouverture du coffret pour que le code 1-7-3 vienne couronner une intuition, et non la remplacer.</w:t>
+        <w:t xml:space="preserve">Mécaniquement, le coffret (acte de naissance + lettre) suffit à confondre Amandinette ; la note à Maëlys et l’aveu d’Emilien sont des révélations annexes — émotion et justice secondaire —, non des preuves du meurtre. Mais pour que la révélation FRAPPE, Chloé doit d’abord avoir bâti le doute : alibi creux d’Amandinette (salle de bain vide, confirmée par Boulet et Clochette), faux pas au toast (Théodorette), traversées du jardin (Tatoine 17h15, Clochette 17h32). Soufflez ces fils AVANT l’ouverture du coffret pour que le code 1-7-3 vienne couronner une intuition, et non la remplacer.</w:t>
       </w:r>
     </w:p>
     <w:p>

--- a/Decoupe/08_Conclusion_et_conseils.docx
+++ b/Decoupe/08_Conclusion_et_conseils.docx
@@ -251,15 +251,6 @@
         <w:jc w:val="both"/>
       </w:pPr>
       <w:r>
-        <w:t xml:space="preserve">Emilien, démasqué pour la fraude de 1910, relève d’une justice à part (escroquerie, non meurtre). Il n’est pas à table — ou s’y tient dans la honte, sous le regard de tous.</w:t>
-      </w:r>
-    </w:p>
-    <w:p>
-      <w:pPr>
-        <w:spacing w:before="60" w:after="60" w:line="300" w:lineRule="auto"/>
-        <w:jc w:val="both"/>
-      </w:pPr>
-      <w:r>
         <w:rPr>
           <w:b/>
           <w:bCs/>
@@ -501,7 +492,7 @@
         <w:rPr>
           <w:sz w:val="22"/>
         </w:rPr>
-        <w:t xml:space="preserve">Mécaniquement, le coffret (acte de naissance + lettre) suffit à confondre Amandinette ; la note à Maëlys et l’aveu d’Emilien sont des révélations annexes — émotion et justice secondaire —, non des preuves du meurtre. Mais pour que la révélation FRAPPE, Chloé doit d’abord avoir bâti le doute : alibi creux d’Amandinette (salle de bain vide, confirmée par Boulet et Clochette), faux pas au toast (Théodorette), traversées du jardin (Tatoine 17h15, Clochette 17h32). Soufflez ces fils AVANT l’ouverture du coffret pour que le code 1-7-3 vienne couronner une intuition, et non la remplacer.</w:t>
+        <w:t xml:space="preserve">Mécaniquement, le coffret (acte de naissance + lettre) suffit à confondre Amandinette ; la note à Maëlys est la révélation annexe — climax émotionnel —, non des preuves du meurtre. Mais pour que la révélation FRAPPE, Chloé doit d’abord avoir bâti le doute : alibi creux d’Amandinette (salle de bain vide, confirmée par Boulet et Clochette), faux pas au toast (Théodorette), traversées du jardin (Tatoine 17h15, Clochette 17h32). Soufflez ces fils AVANT l’ouverture du coffret pour que le code 1-7-3 vienne couronner une intuition, et non la remplacer.</w:t>
       </w:r>
     </w:p>
     <w:p>
